--- a/L43_P2_Teacher_Packet.docx
+++ b/L43_P2_Teacher_Packet.docx
@@ -492,7 +492,7 @@
         <w:t>What is the simplified form of the rational expression? What is the domain?</w:t>
         <w:br/>
         <w:br/>
-        <w:t>(x^3+9x^2-10x)/(x^3-9x^2-10x)</w:t>
+        <w:t>(x³+9x²-10x)/(x³-9x²-10x)</w:t>
       </w:r>
     </w:p>
     <w:p>
@@ -1076,10 +1076,10 @@
         <w:t>Find the simplified form of each product, and state the domain.</w:t>
         <w:br/>
         <w:br/>
-        <w:t>a. (x^2-16)/(9-x)·(x^2+x-90)/(x^2+14x+40)</w:t>
+        <w:t>a. (x²-16)/(9-x)·(x²+x-90)/(x²+14x+40)</w:t>
         <w:br/>
         <w:br/>
-        <w:t>b. (x+3)/(4x)·(3x-18)/(6x+18)·(x^2)/(4x+12)</w:t>
+        <w:t>b. (x+3)/(4x)·(3x-18)/(6x+18)·(x²)/(4x+12)</w:t>
       </w:r>
     </w:p>
     <w:p>
@@ -1138,7 +1138,7 @@
         <w:t>Find the product and the domain.</w:t>
         <w:br/>
         <w:br/>
-        <w:t>((x-y)^2)/(x+y)·(3x+3y)/(x^2-y^2)</w:t>
+        <w:t>((x-y)²)/(x+y)·(3x+3y)/(x²-y²)</w:t>
       </w:r>
     </w:p>
     <w:p>
@@ -1197,10 +1197,10 @@
         <w:t>Find the simplified form of each product and the domain.</w:t>
         <w:br/>
         <w:br/>
-        <w:t>a. (x^3-4x)/(6x^2-13x-5)·(2x^3-3x^2-5x)</w:t>
+        <w:t>a. (x³-4x)/(6x²-13x-5)·(2x³-3x²-5x)</w:t>
         <w:br/>
         <w:br/>
-        <w:t>b. (3x^2+6x)/(x^2-49)·(x^2+9x+14)</w:t>
+        <w:t>b. (3x²+6x)/(x²-49)·(x²+9x+14)</w:t>
       </w:r>
     </w:p>
     <w:p>
@@ -1259,7 +1259,7 @@
         <w:t>Find the product and the domain.</w:t>
         <w:br/>
         <w:br/>
-        <w:t>(2x^2-10x)/((x-5)(x^2-1))·(3x^2+4x+1)</w:t>
+        <w:t>(2x²-10x)/((x-5)(x²-1))·(3x²+4x+1)</w:t>
       </w:r>
     </w:p>
     <w:p>
@@ -1318,10 +1318,10 @@
         <w:t>Find the simplified quotient and the domain of each expression.</w:t>
         <w:br/>
         <w:br/>
-        <w:t>a. (1)/(x^2+9x)\div((6-x)/(3x^2-18x))</w:t>
+        <w:t>a. (1)/(x²+9x)÷((6-x)/(3x²-18x))</w:t>
         <w:br/>
         <w:br/>
-        <w:t>b. (2x^2-12x)/(x+5)\div((x-6)/(x+5))</w:t>
+        <w:t>b. (2x²-12x)/(x+5)÷((x-6)/(x+5))</w:t>
       </w:r>
     </w:p>
     <w:p>
@@ -1380,7 +1380,7 @@
         <w:t>Find the quotient and the domain.</w:t>
         <w:br/>
         <w:br/>
-        <w:t>(25x^2-4)/(x^2-9)\div(5x-2)/(x+3)</w:t>
+        <w:t>(25x²-4)/(x²-9)÷(5x-2)/(x+3)</w:t>
       </w:r>
     </w:p>
     <w:p>
